--- a/06_可直接打开的Word版/04_SPSS操作__01_SPSS菜单与输出速查.docx
+++ b/06_可直接打开的Word版/04_SPSS操作__01_SPSS菜单与输出速查.docx
@@ -3,11 +3,11 @@
 <w:document xmlns:wpc="http://schemas.microsoft.com/office/word/2010/wordprocessingCanvas" xmlns:mo="http://schemas.microsoft.com/office/mac/office/2008/main" xmlns:mc="http://schemas.openxmlformats.org/markup-compatibility/2006" xmlns:mv="urn:schemas-microsoft-com:mac:vml" xmlns:o="urn:schemas-microsoft-com:office:office" xmlns:r="http://schemas.openxmlformats.org/officeDocument/2006/relationships" xmlns:m="http://schemas.openxmlformats.org/officeDocument/2006/math" xmlns:v="urn:schemas-microsoft-com:vml" xmlns:wp14="http://schemas.microsoft.com/office/word/2010/wordprocessingDrawing" xmlns:wp="http://schemas.openxmlformats.org/drawingml/2006/wordprocessingDrawing" xmlns:w10="urn:schemas-microsoft-com:office:word" xmlns:w="http://schemas.openxmlformats.org/wordprocessingml/2006/main" xmlns:w14="http://schemas.microsoft.com/office/word/2010/wordml" xmlns:wpg="http://schemas.microsoft.com/office/word/2010/wordprocessingGroup" xmlns:wpi="http://schemas.microsoft.com/office/word/2010/wordprocessingInk" xmlns:wne="http://schemas.microsoft.com/office/word/2006/wordml" xmlns:wps="http://schemas.microsoft.com/office/word/2010/wordprocessingShape" mc:Ignorable="w14 wp14">
   <w:body>
     <w:p>
-      <w:pPr>
-        <w:pStyle w:val="Heading1"/>
-      </w:pPr>
       <w:r>
-        <w:t>SPSS菜单与输出速查</w:t>
+        <w:rPr>
+          <w:rFonts w:ascii="Microsoft YaHei" w:hAnsi="Microsoft YaHei" w:eastAsia="Microsoft YaHei"/>
+        </w:rPr>
+        <w:t>﻿# SPSS菜单与输出速查</w:t>
       </w:r>
     </w:p>
     <w:p/>
@@ -24,7 +24,6 @@
       <w:r>
         <w:rPr>
           <w:rFonts w:ascii="Microsoft YaHei" w:hAnsi="Microsoft YaHei" w:eastAsia="Microsoft YaHei"/>
-          <w:sz w:val="22"/>
         </w:rPr>
         <w:t>变量视图（Variable View）：</w:t>
       </w:r>
@@ -37,7 +36,6 @@
       <w:r>
         <w:rPr>
           <w:rFonts w:ascii="Microsoft YaHei" w:hAnsi="Microsoft YaHei" w:eastAsia="Microsoft YaHei"/>
-          <w:sz w:val="22"/>
         </w:rPr>
         <w:t>名称（Name）：变量名，只用英文或拼音，不能有空格。</w:t>
       </w:r>
@@ -49,7 +47,6 @@
       <w:r>
         <w:rPr>
           <w:rFonts w:ascii="Microsoft YaHei" w:hAnsi="Microsoft YaHei" w:eastAsia="Microsoft YaHei"/>
-          <w:sz w:val="22"/>
         </w:rPr>
         <w:t>类型（Type）：类型，一般用数值 Numeric。</w:t>
       </w:r>
@@ -61,7 +58,6 @@
       <w:r>
         <w:rPr>
           <w:rFonts w:ascii="Microsoft YaHei" w:hAnsi="Microsoft YaHei" w:eastAsia="Microsoft YaHei"/>
-          <w:sz w:val="22"/>
         </w:rPr>
         <w:t>标签（Label）：变量说明，可以写中文，如“治疗前血压”。</w:t>
       </w:r>
@@ -73,7 +69,6 @@
       <w:r>
         <w:rPr>
           <w:rFonts w:ascii="Microsoft YaHei" w:hAnsi="Microsoft YaHei" w:eastAsia="Microsoft YaHei"/>
-          <w:sz w:val="22"/>
         </w:rPr>
         <w:t>值（Values）：分类变量的编码说明，如 1=男，2=女；1=治疗组，2=对照组。</w:t>
       </w:r>
@@ -85,7 +80,6 @@
       <w:r>
         <w:rPr>
           <w:rFonts w:ascii="Microsoft YaHei" w:hAnsi="Microsoft YaHei" w:eastAsia="Microsoft YaHei"/>
-          <w:sz w:val="22"/>
         </w:rPr>
         <w:t>测量（Measure）：计量资料选标度 Scale；无序分类选名义 Nominal；等级资料选有序 Ordinal。</w:t>
       </w:r>
@@ -95,7 +89,6 @@
       <w:r>
         <w:rPr>
           <w:rFonts w:ascii="Microsoft YaHei" w:hAnsi="Microsoft YaHei" w:eastAsia="Microsoft YaHei"/>
-          <w:sz w:val="22"/>
         </w:rPr>
         <w:t>数据视图（Data View）：</w:t>
       </w:r>
@@ -108,7 +101,6 @@
       <w:r>
         <w:rPr>
           <w:rFonts w:ascii="Microsoft YaHei" w:hAnsi="Microsoft YaHei" w:eastAsia="Microsoft YaHei"/>
-          <w:sz w:val="22"/>
         </w:rPr>
         <w:t>一行代表一个研究对象。</w:t>
       </w:r>
@@ -120,7 +112,6 @@
       <w:r>
         <w:rPr>
           <w:rFonts w:ascii="Microsoft YaHei" w:hAnsi="Microsoft YaHei" w:eastAsia="Microsoft YaHei"/>
-          <w:sz w:val="22"/>
         </w:rPr>
         <w:t>一列代表一个变量。</w:t>
       </w:r>
@@ -132,7 +123,6 @@
       <w:r>
         <w:rPr>
           <w:rFonts w:ascii="Microsoft YaHei" w:hAnsi="Microsoft YaHei" w:eastAsia="Microsoft YaHei"/>
-          <w:sz w:val="22"/>
         </w:rPr>
         <w:t>分组变量用数字编码，再在 Values 里解释。</w:t>
       </w:r>
@@ -151,135 +141,112 @@
       <w:r>
         <w:rPr>
           <w:rFonts w:ascii="Microsoft YaHei" w:hAnsi="Microsoft YaHei" w:eastAsia="Microsoft YaHei"/>
-          <w:sz w:val="22"/>
         </w:rPr>
-        <w:t>| 任务 | 中文菜单 | 英文菜单 | 主要输出 | 看哪里 |</w:t>
+        <w:t>任务 | 中文菜单 | 英文菜单 | 主要输出 | 看哪里</w:t>
       </w:r>
     </w:p>
     <w:p>
       <w:r>
         <w:rPr>
           <w:rFonts w:ascii="Microsoft YaHei" w:hAnsi="Microsoft YaHei" w:eastAsia="Microsoft YaHei"/>
-          <w:sz w:val="22"/>
         </w:rPr>
-        <w:t>|---|---|---|---|</w:t>
+        <w:t>计量资料描述 | 分析 &gt; 描述统计 &gt; 探索 | Analyze &gt; Descriptive Statistics &gt; Explore | 描述（Descriptives）、正态性检验（Tests of Normality） | 均数、标准差、中位数、Shapiro-Wilk</w:t>
       </w:r>
     </w:p>
     <w:p>
       <w:r>
         <w:rPr>
           <w:rFonts w:ascii="Microsoft YaHei" w:hAnsi="Microsoft YaHei" w:eastAsia="Microsoft YaHei"/>
-          <w:sz w:val="22"/>
         </w:rPr>
-        <w:t>| 计量资料描述 | 分析 &gt; 描述统计 &gt; 探索 | Analyze &gt; Descriptive Statistics &gt; Explore | 描述（Descriptives）、正态性检验（Tests of Normality） | 均数、标准差、中位数、Shapiro-Wilk |</w:t>
+        <w:t>频数/构成比 | 分析 &gt; 描述统计 &gt; 频率 | Analyze &gt; Descriptive Statistics &gt; Frequencies | 频率表（Frequency Table） | 频数、百分比</w:t>
       </w:r>
     </w:p>
     <w:p>
       <w:r>
         <w:rPr>
           <w:rFonts w:ascii="Microsoft YaHei" w:hAnsi="Microsoft YaHei" w:eastAsia="Microsoft YaHei"/>
-          <w:sz w:val="22"/>
         </w:rPr>
-        <w:t>| 频数/构成比 | 分析 &gt; 描述统计 &gt; 频率 | Analyze &gt; Descriptive Statistics &gt; Frequencies | 频率表（Frequency Table） | 频数、百分比 |</w:t>
+        <w:t>单样本t检验 | 分析 &gt; 比较均值 &gt; 单样本 T 检验 | Analyze &gt; Compare Means &gt; One-Sample T Test | 单样本检验（One-Sample Test） | Sig.(2-tailed) / 双侧显著性</w:t>
       </w:r>
     </w:p>
     <w:p>
       <w:r>
         <w:rPr>
           <w:rFonts w:ascii="Microsoft YaHei" w:hAnsi="Microsoft YaHei" w:eastAsia="Microsoft YaHei"/>
-          <w:sz w:val="22"/>
         </w:rPr>
-        <w:t>| 单样本t检验 | 分析 &gt; 比较均值 &gt; 单样本 T 检验 | Analyze &gt; Compare Means &gt; One-Sample T Test | 单样本检验（One-Sample Test） | Sig.(2-tailed) / 双侧显著性 |</w:t>
+        <w:t>配对t检验 | 分析 &gt; 比较均值 &gt; 配对样本 T 检验 | Analyze &gt; Compare Means &gt; Paired-Samples T Test | 配对样本检验（Paired Samples Test） | Sig.(2-tailed) / 双侧显著性</w:t>
       </w:r>
     </w:p>
     <w:p>
       <w:r>
         <w:rPr>
           <w:rFonts w:ascii="Microsoft YaHei" w:hAnsi="Microsoft YaHei" w:eastAsia="Microsoft YaHei"/>
-          <w:sz w:val="22"/>
         </w:rPr>
-        <w:t>| 配对t检验 | 分析 &gt; 比较均值 &gt; 配对样本 T 检验 | Analyze &gt; Compare Means &gt; Paired-Samples T Test | 配对样本检验（Paired Samples Test） | Sig.(2-tailed) / 双侧显著性 |</w:t>
+        <w:t>独立样本t检验 | 分析 &gt; 比较均值 &gt; 独立样本 T 检验 | Analyze &gt; Compare Means &gt; Independent-Samples T Test | 独立样本检验（Independent Samples Test） | 先看 Levene，再看 Sig.(2-tailed)</w:t>
       </w:r>
     </w:p>
     <w:p>
       <w:r>
         <w:rPr>
           <w:rFonts w:ascii="Microsoft YaHei" w:hAnsi="Microsoft YaHei" w:eastAsia="Microsoft YaHei"/>
-          <w:sz w:val="22"/>
         </w:rPr>
-        <w:t>| 独立样本t检验 | 分析 &gt; 比较均值 &gt; 独立样本 T 检验 | Analyze &gt; Compare Means &gt; Independent-Samples T Test | 独立样本检验（Independent Samples Test） | 先看 Levene，再看 Sig.(2-tailed) |</w:t>
+        <w:t>单因素方差分析 | 分析 &gt; 比较均值 &gt; 单因素 ANOVA | Analyze &gt; Compare Means &gt; One-Way ANOVA | ANOVA | Sig. / 显著性</w:t>
       </w:r>
     </w:p>
     <w:p>
       <w:r>
         <w:rPr>
           <w:rFonts w:ascii="Microsoft YaHei" w:hAnsi="Microsoft YaHei" w:eastAsia="Microsoft YaHei"/>
-          <w:sz w:val="22"/>
         </w:rPr>
-        <w:t>| 单因素方差分析 | 分析 &gt; 比较均值 &gt; 单因素 ANOVA | Analyze &gt; Compare Means &gt; One-Way ANOVA | ANOVA | Sig. / 显著性 |</w:t>
+        <w:t>多因素方差分析 | 分析 &gt; 一般线性模型 &gt; 单变量 | Analyze &gt; General Linear Model &gt; Univariate | 主体间效应检验（Tests of Between-Subjects Effects） | 每个因素对应 Sig.</w:t>
       </w:r>
     </w:p>
     <w:p>
       <w:r>
         <w:rPr>
           <w:rFonts w:ascii="Microsoft YaHei" w:hAnsi="Microsoft YaHei" w:eastAsia="Microsoft YaHei"/>
-          <w:sz w:val="22"/>
         </w:rPr>
-        <w:t>| 多因素方差分析 | 分析 &gt; 一般线性模型 &gt; 单变量 | Analyze &gt; General Linear Model &gt; Univariate | 主体间效应检验（Tests of Between-Subjects Effects） | 每个因素对应 Sig. |</w:t>
+        <w:t>χ²检验 | 分析 &gt; 描述统计 &gt; 交叉表 | Analyze &gt; Descriptive Statistics &gt; Crosstabs | 卡方检验（Chi-Square Tests） | Pearson Chi-Square</w:t>
       </w:r>
     </w:p>
     <w:p>
       <w:r>
         <w:rPr>
           <w:rFonts w:ascii="Microsoft YaHei" w:hAnsi="Microsoft YaHei" w:eastAsia="Microsoft YaHei"/>
-          <w:sz w:val="22"/>
         </w:rPr>
-        <w:t>| χ²检验 | 分析 &gt; 描述统计 &gt; 交叉表 | Analyze &gt; Descriptive Statistics &gt; Crosstabs | 卡方检验（Chi-Square Tests） | Pearson Chi-Square |</w:t>
+        <w:t>非参数检验 | 分析 &gt; 非参数检验 &gt; 旧对话框 | Analyze &gt; Nonparametric Tests &gt; Legacy Dialogs | 检验统计量（Test Statistics） | Asymp. Sig. / 渐近显著性</w:t>
       </w:r>
     </w:p>
     <w:p>
       <w:r>
         <w:rPr>
           <w:rFonts w:ascii="Microsoft YaHei" w:hAnsi="Microsoft YaHei" w:eastAsia="Microsoft YaHei"/>
-          <w:sz w:val="22"/>
         </w:rPr>
-        <w:t>| 非参数检验 | 分析 &gt; 非参数检验 &gt; 旧对话框 | Analyze &gt; Nonparametric Tests &gt; Legacy Dialogs | 检验统计量（Test Statistics） | Asymp. Sig. / 渐近显著性 |</w:t>
+        <w:t>相关分析 | 分析 &gt; 相关 &gt; 双变量 | Analyze &gt; Correlate &gt; Bivariate | 相关性（Correlations） | Pearson Correlation、Sig.</w:t>
       </w:r>
     </w:p>
     <w:p>
       <w:r>
         <w:rPr>
           <w:rFonts w:ascii="Microsoft YaHei" w:hAnsi="Microsoft YaHei" w:eastAsia="Microsoft YaHei"/>
-          <w:sz w:val="22"/>
         </w:rPr>
-        <w:t>| 相关分析 | 分析 &gt; 相关 &gt; 双变量 | Analyze &gt; Correlate &gt; Bivariate | 相关性（Correlations） | Pearson Correlation、Sig. |</w:t>
+        <w:t>线性回归 | 分析 &gt; 回归 &gt; 线性 | Analyze &gt; Regression &gt; Linear | 模型摘要、ANOVA、系数（Model Summary、ANOVA、Coefficients） | R²、模型P、B和P</w:t>
       </w:r>
     </w:p>
     <w:p>
       <w:r>
         <w:rPr>
           <w:rFonts w:ascii="Microsoft YaHei" w:hAnsi="Microsoft YaHei" w:eastAsia="Microsoft YaHei"/>
-          <w:sz w:val="22"/>
         </w:rPr>
-        <w:t>| 线性回归 | 分析 &gt; 回归 &gt; 线性 | Analyze &gt; Regression &gt; Linear | 模型摘要、ANOVA、系数（Model Summary、ANOVA、Coefficients） | R²、模型P、B和P |</w:t>
+        <w:t>Logistic回归 | 分析 &gt; 回归 &gt; 二元 Logistic | Analyze &gt; Regression &gt; Binary Logistic | 方程中的变量（Variables in the Equation） | B、Sig.、Exp(B)</w:t>
       </w:r>
     </w:p>
     <w:p>
       <w:r>
         <w:rPr>
           <w:rFonts w:ascii="Microsoft YaHei" w:hAnsi="Microsoft YaHei" w:eastAsia="Microsoft YaHei"/>
-          <w:sz w:val="22"/>
         </w:rPr>
-        <w:t>| Logistic回归 | 分析 &gt; 回归 &gt; 二元 Logistic | Analyze &gt; Regression &gt; Binary Logistic | 方程中的变量（Variables in the Equation） | B、Sig.、Exp(B) |</w:t>
-      </w:r>
-    </w:p>
-    <w:p>
-      <w:r>
-        <w:rPr>
-          <w:rFonts w:ascii="Microsoft YaHei" w:hAnsi="Microsoft YaHei" w:eastAsia="Microsoft YaHei"/>
-          <w:sz w:val="22"/>
-        </w:rPr>
-        <w:t>| 作图 | 图形 &gt; 图表构建器 | Graphs &gt; Chart Builder | 图形 | 图形类型是否匹配资料 |</w:t>
+        <w:t>作图 | 图形 &gt; 图表构建器 | Graphs &gt; Chart Builder | 图形 | 图形类型是否匹配资料</w:t>
       </w:r>
     </w:p>
     <w:p/>
@@ -308,7 +275,6 @@
       <w:r>
         <w:rPr>
           <w:rFonts w:ascii="Microsoft YaHei" w:hAnsi="Microsoft YaHei" w:eastAsia="Microsoft YaHei"/>
-          <w:sz w:val="22"/>
         </w:rPr>
         <w:t>先看 Levene's Test for Equality of Variances。</w:t>
       </w:r>
@@ -320,7 +286,6 @@
       <w:r>
         <w:rPr>
           <w:rFonts w:ascii="Microsoft YaHei" w:hAnsi="Microsoft YaHei" w:eastAsia="Microsoft YaHei"/>
-          <w:sz w:val="22"/>
         </w:rPr>
         <w:t>如果 Levene 的 Sig. &gt; 0.05，看 Equal variances assumed 那一行。</w:t>
       </w:r>
@@ -332,7 +297,6 @@
       <w:r>
         <w:rPr>
           <w:rFonts w:ascii="Microsoft YaHei" w:hAnsi="Microsoft YaHei" w:eastAsia="Microsoft YaHei"/>
-          <w:sz w:val="22"/>
         </w:rPr>
         <w:t>如果 Levene 的 Sig. &lt; 0.05，看 Equal variances not assumed 那一行。</w:t>
       </w:r>
@@ -344,7 +308,6 @@
       <w:r>
         <w:rPr>
           <w:rFonts w:ascii="Microsoft YaHei" w:hAnsi="Microsoft YaHei" w:eastAsia="Microsoft YaHei"/>
-          <w:sz w:val="22"/>
         </w:rPr>
         <w:t>再看 Sig.(2-tailed)，判断是否有统计学意义。</w:t>
       </w:r>
@@ -366,7 +329,6 @@
       <w:r>
         <w:rPr>
           <w:rFonts w:ascii="Microsoft YaHei" w:hAnsi="Microsoft YaHei" w:eastAsia="Microsoft YaHei"/>
-          <w:sz w:val="22"/>
         </w:rPr>
         <w:t>看方差齐性检验。</w:t>
       </w:r>
@@ -378,7 +340,6 @@
       <w:r>
         <w:rPr>
           <w:rFonts w:ascii="Microsoft YaHei" w:hAnsi="Microsoft YaHei" w:eastAsia="Microsoft YaHei"/>
-          <w:sz w:val="22"/>
         </w:rPr>
         <w:t>看 ANOVA 表的 Sig.。</w:t>
       </w:r>
@@ -390,7 +351,6 @@
       <w:r>
         <w:rPr>
           <w:rFonts w:ascii="Microsoft YaHei" w:hAnsi="Microsoft YaHei" w:eastAsia="Microsoft YaHei"/>
-          <w:sz w:val="22"/>
         </w:rPr>
         <w:t>P&lt;0.05：至少有两组总体均数不同或不全相同。</w:t>
       </w:r>
@@ -402,7 +362,6 @@
       <w:r>
         <w:rPr>
           <w:rFonts w:ascii="Microsoft YaHei" w:hAnsi="Microsoft YaHei" w:eastAsia="Microsoft YaHei"/>
-          <w:sz w:val="22"/>
         </w:rPr>
         <w:t>P&lt;0.05 后才考虑 Post Hoc 两两比较。</w:t>
       </w:r>
@@ -424,7 +383,6 @@
       <w:r>
         <w:rPr>
           <w:rFonts w:ascii="Microsoft YaHei" w:hAnsi="Microsoft YaHei" w:eastAsia="Microsoft YaHei"/>
-          <w:sz w:val="22"/>
         </w:rPr>
         <w:t>看 Chi-Square Tests 表。</w:t>
       </w:r>
@@ -436,7 +394,6 @@
       <w:r>
         <w:rPr>
           <w:rFonts w:ascii="Microsoft YaHei" w:hAnsi="Microsoft YaHei" w:eastAsia="Microsoft YaHei"/>
-          <w:sz w:val="22"/>
         </w:rPr>
         <w:t>常规看 Pearson Chi-Square 的 Asymp. Sig.。</w:t>
       </w:r>
@@ -448,7 +405,6 @@
       <w:r>
         <w:rPr>
           <w:rFonts w:ascii="Microsoft YaHei" w:hAnsi="Microsoft YaHei" w:eastAsia="Microsoft YaHei"/>
-          <w:sz w:val="22"/>
         </w:rPr>
         <w:t>2×2表如果理论频数偏小，留意 Continuity Correction 或 Fisher's Exact Test。</w:t>
       </w:r>
@@ -470,7 +426,6 @@
       <w:r>
         <w:rPr>
           <w:rFonts w:ascii="Microsoft YaHei" w:hAnsi="Microsoft YaHei" w:eastAsia="Microsoft YaHei"/>
-          <w:sz w:val="22"/>
         </w:rPr>
         <w:t>Model Summary：R Square 表示模型解释比例。</w:t>
       </w:r>
@@ -482,7 +437,6 @@
       <w:r>
         <w:rPr>
           <w:rFonts w:ascii="Microsoft YaHei" w:hAnsi="Microsoft YaHei" w:eastAsia="Microsoft YaHei"/>
-          <w:sz w:val="22"/>
         </w:rPr>
         <w:t>ANOVA：看整个模型是否有统计学意义。</w:t>
       </w:r>
@@ -494,7 +448,6 @@
       <w:r>
         <w:rPr>
           <w:rFonts w:ascii="Microsoft YaHei" w:hAnsi="Microsoft YaHei" w:eastAsia="Microsoft YaHei"/>
-          <w:sz w:val="22"/>
         </w:rPr>
         <w:t>Coefficients：看每个自变量的 B、t、Sig.。</w:t>
       </w:r>
@@ -516,7 +469,6 @@
       <w:r>
         <w:rPr>
           <w:rFonts w:ascii="Microsoft YaHei" w:hAnsi="Microsoft YaHei" w:eastAsia="Microsoft YaHei"/>
-          <w:sz w:val="22"/>
         </w:rPr>
         <w:t>Variables in the Equation：看 B、Sig.、Exp(B)。</w:t>
       </w:r>
@@ -528,7 +480,6 @@
       <w:r>
         <w:rPr>
           <w:rFonts w:ascii="Microsoft YaHei" w:hAnsi="Microsoft YaHei" w:eastAsia="Microsoft YaHei"/>
-          <w:sz w:val="22"/>
         </w:rPr>
         <w:t>Exp(B) 就是 OR。</w:t>
       </w:r>
@@ -540,7 +491,6 @@
       <w:r>
         <w:rPr>
           <w:rFonts w:ascii="Microsoft YaHei" w:hAnsi="Microsoft YaHei" w:eastAsia="Microsoft YaHei"/>
-          <w:sz w:val="22"/>
         </w:rPr>
         <w:t>β&gt;0 时 OR&gt;1；β&lt;0 时 OR&lt;1。</w:t>
       </w:r>
@@ -920,7 +870,7 @@
     <w:rsid w:val="00FC693F"/>
     <w:rPr>
       <w:rFonts w:ascii="Microsoft YaHei" w:hAnsi="Microsoft YaHei" w:eastAsia="Microsoft YaHei"/>
-      <w:sz w:val="22"/>
+      <w:sz w:val="21"/>
     </w:rPr>
   </w:style>
   <w:style w:type="paragraph" w:styleId="Header">
